--- a/docs/declarationStatement.docx
+++ b/docs/declarationStatement.docx
@@ -60,7 +60,7 @@
               <w:jc w:val="left"/>
             </w:pPr>
             <w:r>
-              <w:t xml:space="preserve">Carlile Campos Lavor reports financial support was provided by FAPESP (São Paulo Research Foundation). Carlile Campos Lavor reports financial support was provided by CNPq (National Council for Scientific and Technological Development). Michael Ferreira de Souza reports financial support was provided by CNPq (National Council for Scientific and Technological Development). Michael Ferreira de Souza reports financial support was provided by FUNCAP (Cearense Foundation for Scientific and Technological Development). Michael Ferreira de Souza reports financial support was provided by CAPES (Coordination for the Improvement of Higher Education Personnel). Ascanio Dias Araujo reports financial support was provided by CNPq (National Council for Scientific and Technological Development). Ascanio Dias Araujo reports financial support was provided by FUNCAP (Cearense Foundation for Scientific and Technological Development). Ascanio Dias Araujo reports financial support was provided by CAPES (Coordination for the Improvement of Higher Education Personnel). Albert Einstein Fernandes Muritiba reports financial support was provided by CNPq (National Council for Scientific and Technological Development). Albert Einstein Fernandes Muritiba reports financial support was provided by FUNCAP (Cearense Foundation for Scientific and Technological Development). Albert Einstein Fernandes Muritiba reports financial support was provided by CAPES (Coordination for the Improvement of Higher Education Personnel). Jessica Gomes Melo da Rocha reports financial support was provided by FUNCAP (Cearense Foundation for Scientific and Technological Development).</w:t>
+              <w:t xml:space="preserve">Michael Souza reports financial support was provided by Foundation for Scientific and Technological Development and Support of Ceará. Jessica Gomes reports financial support was provided by Foundation for Scientific and Technological Development and Support of Ceará. Albert Einstein Fernandes Muritiba reports financial support was provided by Foundation for Scientific and Technological Development and Support of Ceará. Ascanio Dias Araujo reports financial support was provided by Foundation for Scientific and Technological Development and Support of Ceará. Carlile Lavor reports financial support was provided by National Council for Scientific and Technological Development. Carlile Lavor reports financial support was provided by State of Sao Paulo Research Foundation.</w:t>
             </w:r>
             <w:r>
               <w:t xml:space="preserve"> </w:t>
